--- a/fåglar/A 21470-2022 prioriterade fågelarter.docx
+++ b/fåglar/A 21470-2022 prioriterade fågelarter.docx
@@ -519,7 +519,7 @@
     <w:p/>
     <w:p>
       <w:r>
-        <w:t>2026-09-14</w:t>
+        <w:t>2026-09-15</w:t>
       </w:r>
       <w:r>
         <w:t xml:space="preserve"> </w:t>

--- a/fåglar/A 21470-2022 prioriterade fågelarter.docx
+++ b/fåglar/A 21470-2022 prioriterade fågelarter.docx
@@ -519,7 +519,7 @@
     <w:p/>
     <w:p>
       <w:r>
-        <w:t>2026-09-15</w:t>
+        <w:t>2026-09-16</w:t>
       </w:r>
       <w:r>
         <w:t xml:space="preserve"> </w:t>

--- a/fåglar/A 21470-2022 prioriterade fågelarter.docx
+++ b/fåglar/A 21470-2022 prioriterade fågelarter.docx
@@ -519,7 +519,7 @@
     <w:p/>
     <w:p>
       <w:r>
-        <w:t>2026-09-16</w:t>
+        <w:t>2026-09-17</w:t>
       </w:r>
       <w:r>
         <w:t xml:space="preserve"> </w:t>

--- a/fåglar/A 21470-2022 prioriterade fågelarter.docx
+++ b/fåglar/A 21470-2022 prioriterade fågelarter.docx
@@ -519,7 +519,7 @@
     <w:p/>
     <w:p>
       <w:r>
-        <w:t>2026-09-17</w:t>
+        <w:t>2026-09-18</w:t>
       </w:r>
       <w:r>
         <w:t xml:space="preserve"> </w:t>

--- a/fåglar/A 21470-2022 prioriterade fågelarter.docx
+++ b/fåglar/A 21470-2022 prioriterade fågelarter.docx
@@ -519,7 +519,7 @@
     <w:p/>
     <w:p>
       <w:r>
-        <w:t>2026-09-18</w:t>
+        <w:t>2026-09-19</w:t>
       </w:r>
       <w:r>
         <w:t xml:space="preserve"> </w:t>

--- a/fåglar/A 21470-2022 prioriterade fågelarter.docx
+++ b/fåglar/A 21470-2022 prioriterade fågelarter.docx
@@ -519,7 +519,7 @@
     <w:p/>
     <w:p>
       <w:r>
-        <w:t>2026-09-19</w:t>
+        <w:t>2026-09-21</w:t>
       </w:r>
       <w:r>
         <w:t xml:space="preserve"> </w:t>

--- a/fåglar/A 21470-2022 prioriterade fågelarter.docx
+++ b/fåglar/A 21470-2022 prioriterade fågelarter.docx
@@ -519,7 +519,7 @@
     <w:p/>
     <w:p>
       <w:r>
-        <w:t>2026-09-21</w:t>
+        <w:t>2026-09-23</w:t>
       </w:r>
       <w:r>
         <w:t xml:space="preserve"> </w:t>

--- a/fåglar/A 21470-2022 prioriterade fågelarter.docx
+++ b/fåglar/A 21470-2022 prioriterade fågelarter.docx
@@ -519,7 +519,7 @@
     <w:p/>
     <w:p>
       <w:r>
-        <w:t>2026-09-23</w:t>
+        <w:t>2026-09-24</w:t>
       </w:r>
       <w:r>
         <w:t xml:space="preserve"> </w:t>

--- a/fåglar/A 21470-2022 prioriterade fågelarter.docx
+++ b/fåglar/A 21470-2022 prioriterade fågelarter.docx
@@ -519,7 +519,7 @@
     <w:p/>
     <w:p>
       <w:r>
-        <w:t>2026-09-24</w:t>
+        <w:t>2026-09-25</w:t>
       </w:r>
       <w:r>
         <w:t xml:space="preserve"> </w:t>

--- a/fåglar/A 21470-2022 prioriterade fågelarter.docx
+++ b/fåglar/A 21470-2022 prioriterade fågelarter.docx
@@ -519,7 +519,7 @@
     <w:p/>
     <w:p>
       <w:r>
-        <w:t>2026-09-25</w:t>
+        <w:t>2026-09-26</w:t>
       </w:r>
       <w:r>
         <w:t xml:space="preserve"> </w:t>

--- a/fåglar/A 21470-2022 prioriterade fågelarter.docx
+++ b/fåglar/A 21470-2022 prioriterade fågelarter.docx
@@ -519,7 +519,7 @@
     <w:p/>
     <w:p>
       <w:r>
-        <w:t>2026-09-26</w:t>
+        <w:t>2026-09-27</w:t>
       </w:r>
       <w:r>
         <w:t xml:space="preserve"> </w:t>

--- a/fåglar/A 21470-2022 prioriterade fågelarter.docx
+++ b/fåglar/A 21470-2022 prioriterade fågelarter.docx
@@ -519,7 +519,7 @@
     <w:p/>
     <w:p>
       <w:r>
-        <w:t>2026-09-27</w:t>
+        <w:t>2026-09-28</w:t>
       </w:r>
       <w:r>
         <w:t xml:space="preserve"> </w:t>

--- a/fåglar/A 21470-2022 prioriterade fågelarter.docx
+++ b/fåglar/A 21470-2022 prioriterade fågelarter.docx
@@ -519,7 +519,7 @@
     <w:p/>
     <w:p>
       <w:r>
-        <w:t>2026-09-28</w:t>
+        <w:t>2026-09-29</w:t>
       </w:r>
       <w:r>
         <w:t xml:space="preserve"> </w:t>

--- a/fåglar/A 21470-2022 prioriterade fågelarter.docx
+++ b/fåglar/A 21470-2022 prioriterade fågelarter.docx
@@ -519,7 +519,7 @@
     <w:p/>
     <w:p>
       <w:r>
-        <w:t>2026-09-29</w:t>
+        <w:t>2026-09-30</w:t>
       </w:r>
       <w:r>
         <w:t xml:space="preserve"> </w:t>

--- a/fåglar/A 21470-2022 prioriterade fågelarter.docx
+++ b/fåglar/A 21470-2022 prioriterade fågelarter.docx
@@ -519,7 +519,7 @@
     <w:p/>
     <w:p>
       <w:r>
-        <w:t>2026-09-30</w:t>
+        <w:t>2026-10-01</w:t>
       </w:r>
       <w:r>
         <w:t xml:space="preserve"> </w:t>

--- a/fåglar/A 21470-2022 prioriterade fågelarter.docx
+++ b/fåglar/A 21470-2022 prioriterade fågelarter.docx
@@ -519,7 +519,7 @@
     <w:p/>
     <w:p>
       <w:r>
-        <w:t>2026-10-01</w:t>
+        <w:t>2026-10-02</w:t>
       </w:r>
       <w:r>
         <w:t xml:space="preserve"> </w:t>

--- a/fåglar/A 21470-2022 prioriterade fågelarter.docx
+++ b/fåglar/A 21470-2022 prioriterade fågelarter.docx
@@ -519,7 +519,7 @@
     <w:p/>
     <w:p>
       <w:r>
-        <w:t>2026-10-02</w:t>
+        <w:t>2026-10-03</w:t>
       </w:r>
       <w:r>
         <w:t xml:space="preserve"> </w:t>

--- a/fåglar/A 21470-2022 prioriterade fågelarter.docx
+++ b/fåglar/A 21470-2022 prioriterade fågelarter.docx
@@ -519,7 +519,7 @@
     <w:p/>
     <w:p>
       <w:r>
-        <w:t>2026-10-03</w:t>
+        <w:t>2026-10-04</w:t>
       </w:r>
       <w:r>
         <w:t xml:space="preserve"> </w:t>

--- a/fåglar/A 21470-2022 prioriterade fågelarter.docx
+++ b/fåglar/A 21470-2022 prioriterade fågelarter.docx
@@ -519,7 +519,7 @@
     <w:p/>
     <w:p>
       <w:r>
-        <w:t>2026-10-04</w:t>
+        <w:t>2026-10-05</w:t>
       </w:r>
       <w:r>
         <w:t xml:space="preserve"> </w:t>

--- a/fåglar/A 21470-2022 prioriterade fågelarter.docx
+++ b/fåglar/A 21470-2022 prioriterade fågelarter.docx
@@ -519,7 +519,7 @@
     <w:p/>
     <w:p>
       <w:r>
-        <w:t>2026-10-05</w:t>
+        <w:t>2026-10-06</w:t>
       </w:r>
       <w:r>
         <w:t xml:space="preserve"> </w:t>

--- a/fåglar/A 21470-2022 prioriterade fågelarter.docx
+++ b/fåglar/A 21470-2022 prioriterade fågelarter.docx
@@ -519,7 +519,7 @@
     <w:p/>
     <w:p>
       <w:r>
-        <w:t>2026-10-06</w:t>
+        <w:t>2026-10-07</w:t>
       </w:r>
       <w:r>
         <w:t xml:space="preserve"> </w:t>

--- a/fåglar/A 21470-2022 prioriterade fågelarter.docx
+++ b/fåglar/A 21470-2022 prioriterade fågelarter.docx
@@ -519,7 +519,7 @@
     <w:p/>
     <w:p>
       <w:r>
-        <w:t>2026-10-07</w:t>
+        <w:t>2026-10-08</w:t>
       </w:r>
       <w:r>
         <w:t xml:space="preserve"> </w:t>

--- a/fåglar/A 21470-2022 prioriterade fågelarter.docx
+++ b/fåglar/A 21470-2022 prioriterade fågelarter.docx
@@ -519,7 +519,7 @@
     <w:p/>
     <w:p>
       <w:r>
-        <w:t>2026-10-08</w:t>
+        <w:t>2026-10-09</w:t>
       </w:r>
       <w:r>
         <w:t xml:space="preserve"> </w:t>

--- a/fåglar/A 21470-2022 prioriterade fågelarter.docx
+++ b/fåglar/A 21470-2022 prioriterade fågelarter.docx
@@ -519,7 +519,7 @@
     <w:p/>
     <w:p>
       <w:r>
-        <w:t>2026-10-09</w:t>
+        <w:t>2026-10-10</w:t>
       </w:r>
       <w:r>
         <w:t xml:space="preserve"> </w:t>

--- a/fåglar/A 21470-2022 prioriterade fågelarter.docx
+++ b/fåglar/A 21470-2022 prioriterade fågelarter.docx
@@ -519,7 +519,7 @@
     <w:p/>
     <w:p>
       <w:r>
-        <w:t>2026-10-10</w:t>
+        <w:t>2026-10-11</w:t>
       </w:r>
       <w:r>
         <w:t xml:space="preserve"> </w:t>

--- a/fåglar/A 21470-2022 prioriterade fågelarter.docx
+++ b/fåglar/A 21470-2022 prioriterade fågelarter.docx
@@ -519,7 +519,7 @@
     <w:p/>
     <w:p>
       <w:r>
-        <w:t>2026-10-11</w:t>
+        <w:t>2026-10-12</w:t>
       </w:r>
       <w:r>
         <w:t xml:space="preserve"> </w:t>

--- a/fåglar/A 21470-2022 prioriterade fågelarter.docx
+++ b/fåglar/A 21470-2022 prioriterade fågelarter.docx
@@ -519,7 +519,7 @@
     <w:p/>
     <w:p>
       <w:r>
-        <w:t>2026-10-12</w:t>
+        <w:t>2026-10-13</w:t>
       </w:r>
       <w:r>
         <w:t xml:space="preserve"> </w:t>

--- a/fåglar/A 21470-2022 prioriterade fågelarter.docx
+++ b/fåglar/A 21470-2022 prioriterade fågelarter.docx
@@ -519,7 +519,7 @@
     <w:p/>
     <w:p>
       <w:r>
-        <w:t>2026-10-13</w:t>
+        <w:t>2026-10-14</w:t>
       </w:r>
       <w:r>
         <w:t xml:space="preserve"> </w:t>

--- a/fåglar/A 21470-2022 prioriterade fågelarter.docx
+++ b/fåglar/A 21470-2022 prioriterade fågelarter.docx
@@ -519,7 +519,7 @@
     <w:p/>
     <w:p>
       <w:r>
-        <w:t>2026-10-14</w:t>
+        <w:t>2026-10-15</w:t>
       </w:r>
       <w:r>
         <w:t xml:space="preserve"> </w:t>

--- a/fåglar/A 21470-2022 prioriterade fågelarter.docx
+++ b/fåglar/A 21470-2022 prioriterade fågelarter.docx
@@ -519,7 +519,7 @@
     <w:p/>
     <w:p>
       <w:r>
-        <w:t>2026-10-15</w:t>
+        <w:t>2026-10-16</w:t>
       </w:r>
       <w:r>
         <w:t xml:space="preserve"> </w:t>

--- a/fåglar/A 21470-2022 prioriterade fågelarter.docx
+++ b/fåglar/A 21470-2022 prioriterade fågelarter.docx
@@ -519,7 +519,7 @@
     <w:p/>
     <w:p>
       <w:r>
-        <w:t>2026-10-16</w:t>
+        <w:t>2026-10-17</w:t>
       </w:r>
       <w:r>
         <w:t xml:space="preserve"> </w:t>

--- a/fåglar/A 21470-2022 prioriterade fågelarter.docx
+++ b/fåglar/A 21470-2022 prioriterade fågelarter.docx
@@ -519,7 +519,7 @@
     <w:p/>
     <w:p>
       <w:r>
-        <w:t>2026-10-17</w:t>
+        <w:t>2026-10-18</w:t>
       </w:r>
       <w:r>
         <w:t xml:space="preserve"> </w:t>

--- a/fåglar/A 21470-2022 prioriterade fågelarter.docx
+++ b/fåglar/A 21470-2022 prioriterade fågelarter.docx
@@ -519,7 +519,7 @@
     <w:p/>
     <w:p>
       <w:r>
-        <w:t>2026-10-18</w:t>
+        <w:t>2026-10-19</w:t>
       </w:r>
       <w:r>
         <w:t xml:space="preserve"> </w:t>

--- a/fåglar/A 21470-2022 prioriterade fågelarter.docx
+++ b/fåglar/A 21470-2022 prioriterade fågelarter.docx
@@ -519,7 +519,7 @@
     <w:p/>
     <w:p>
       <w:r>
-        <w:t>2026-10-19</w:t>
+        <w:t>2026-10-20</w:t>
       </w:r>
       <w:r>
         <w:t xml:space="preserve"> </w:t>

--- a/fåglar/A 21470-2022 prioriterade fågelarter.docx
+++ b/fåglar/A 21470-2022 prioriterade fågelarter.docx
@@ -519,7 +519,7 @@
     <w:p/>
     <w:p>
       <w:r>
-        <w:t>2026-10-20</w:t>
+        <w:t>2026-10-21</w:t>
       </w:r>
       <w:r>
         <w:t xml:space="preserve"> </w:t>

--- a/fåglar/A 21470-2022 prioriterade fågelarter.docx
+++ b/fåglar/A 21470-2022 prioriterade fågelarter.docx
@@ -519,7 +519,7 @@
     <w:p/>
     <w:p>
       <w:r>
-        <w:t>2026-10-21</w:t>
+        <w:t>2026-10-22</w:t>
       </w:r>
       <w:r>
         <w:t xml:space="preserve"> </w:t>

--- a/fåglar/A 21470-2022 prioriterade fågelarter.docx
+++ b/fåglar/A 21470-2022 prioriterade fågelarter.docx
@@ -519,7 +519,7 @@
     <w:p/>
     <w:p>
       <w:r>
-        <w:t>2026-10-22</w:t>
+        <w:t>2026-10-23</w:t>
       </w:r>
       <w:r>
         <w:t xml:space="preserve"> </w:t>

--- a/fåglar/A 21470-2022 prioriterade fågelarter.docx
+++ b/fåglar/A 21470-2022 prioriterade fågelarter.docx
@@ -519,7 +519,7 @@
     <w:p/>
     <w:p>
       <w:r>
-        <w:t>2026-10-23</w:t>
+        <w:t>2026-10-24</w:t>
       </w:r>
       <w:r>
         <w:t xml:space="preserve"> </w:t>

--- a/fåglar/A 21470-2022 prioriterade fågelarter.docx
+++ b/fåglar/A 21470-2022 prioriterade fågelarter.docx
@@ -519,7 +519,7 @@
     <w:p/>
     <w:p>
       <w:r>
-        <w:t>2026-10-24</w:t>
+        <w:t>2026-10-25</w:t>
       </w:r>
       <w:r>
         <w:t xml:space="preserve"> </w:t>

--- a/fåglar/A 21470-2022 prioriterade fågelarter.docx
+++ b/fåglar/A 21470-2022 prioriterade fågelarter.docx
@@ -519,7 +519,7 @@
     <w:p/>
     <w:p>
       <w:r>
-        <w:t>2026-10-25</w:t>
+        <w:t>2026-10-26</w:t>
       </w:r>
       <w:r>
         <w:t xml:space="preserve"> </w:t>

--- a/fåglar/A 21470-2022 prioriterade fågelarter.docx
+++ b/fåglar/A 21470-2022 prioriterade fågelarter.docx
@@ -519,7 +519,7 @@
     <w:p/>
     <w:p>
       <w:r>
-        <w:t>2026-10-26</w:t>
+        <w:t>2026-10-27</w:t>
       </w:r>
       <w:r>
         <w:t xml:space="preserve"> </w:t>

--- a/fåglar/A 21470-2022 prioriterade fågelarter.docx
+++ b/fåglar/A 21470-2022 prioriterade fågelarter.docx
@@ -519,7 +519,7 @@
     <w:p/>
     <w:p>
       <w:r>
-        <w:t>2026-10-27</w:t>
+        <w:t>2026-10-28</w:t>
       </w:r>
       <w:r>
         <w:t xml:space="preserve"> </w:t>

--- a/fåglar/A 21470-2022 prioriterade fågelarter.docx
+++ b/fåglar/A 21470-2022 prioriterade fågelarter.docx
@@ -519,7 +519,7 @@
     <w:p/>
     <w:p>
       <w:r>
-        <w:t>2026-10-28</w:t>
+        <w:t>2026-10-29</w:t>
       </w:r>
       <w:r>
         <w:t xml:space="preserve"> </w:t>

--- a/fåglar/A 21470-2022 prioriterade fågelarter.docx
+++ b/fåglar/A 21470-2022 prioriterade fågelarter.docx
@@ -519,7 +519,7 @@
     <w:p/>
     <w:p>
       <w:r>
-        <w:t>2026-10-29</w:t>
+        <w:t>2026-10-31</w:t>
       </w:r>
       <w:r>
         <w:t xml:space="preserve"> </w:t>
